--- a/Project_Animagus/작업 일지/ji/작업일지(250106-250112).docx
+++ b/Project_Animagus/작업 일지/ji/작업일지(250106-250112).docx
@@ -65,6 +65,7 @@
             <w:pPr>
               <w:jc w:val="center"/>
               <w:rPr>
+                <w:rFonts w:hint="eastAsia"/>
                 <w:b/>
                 <w:sz w:val="18"/>
               </w:rPr>
@@ -91,51 +92,6 @@
                 <w:sz w:val="18"/>
               </w:rPr>
               <w:t>지태준</w:t>
-            </w:r>
-          </w:p>
-          <w:p>
-            <w:pPr>
-              <w:jc w:val="center"/>
-              <w:rPr>
-                <w:b/>
-                <w:sz w:val="18"/>
-              </w:rPr>
-            </w:pPr>
-            <w:r>
-              <w:rPr>
-                <w:rFonts w:hint="eastAsia"/>
-                <w:b/>
-                <w:sz w:val="18"/>
-              </w:rPr>
-              <w:t>2020182003</w:t>
-            </w:r>
-            <w:r>
-              <w:rPr>
-                <w:b/>
-                <w:sz w:val="18"/>
-              </w:rPr>
-              <w:t xml:space="preserve"> </w:t>
-            </w:r>
-            <w:r>
-              <w:rPr>
-                <w:rFonts w:hint="eastAsia"/>
-                <w:b/>
-                <w:sz w:val="18"/>
-              </w:rPr>
-              <w:t>고광신</w:t>
-            </w:r>
-          </w:p>
-          <w:p>
-            <w:pPr>
-              <w:jc w:val="center"/>
-            </w:pPr>
-            <w:r>
-              <w:rPr>
-                <w:rFonts w:hint="eastAsia"/>
-                <w:b/>
-                <w:sz w:val="18"/>
-              </w:rPr>
-              <w:t>2020182040 조환희</w:t>
             </w:r>
           </w:p>
         </w:tc>
@@ -229,6 +185,13 @@
                 <w:b/>
               </w:rPr>
             </w:pPr>
+            <w:r>
+              <w:rPr>
+                <w:rFonts w:hint="eastAsia"/>
+                <w:b/>
+              </w:rPr>
+              <w:t>3</w:t>
+            </w:r>
           </w:p>
         </w:tc>
         <w:tc>
@@ -263,84 +226,16 @@
             <w:pPr>
               <w:jc w:val="center"/>
               <w:rPr>
-                <w:rFonts w:hint="eastAsia"/>
-                <w:b/>
-              </w:rPr>
-            </w:pPr>
-            <w:r>
-              <w:rPr>
-                <w:b/>
-                <w:sz w:val="22"/>
-              </w:rPr>
-              <w:t>202</w:t>
-            </w:r>
-            <w:r>
-              <w:rPr>
-                <w:rFonts w:hint="eastAsia"/>
-                <w:b/>
-                <w:sz w:val="22"/>
-              </w:rPr>
-              <w:t>4</w:t>
-            </w:r>
-            <w:r>
-              <w:rPr>
-                <w:b/>
-                <w:sz w:val="22"/>
-              </w:rPr>
-              <w:t>.</w:t>
-            </w:r>
-            <w:r>
-              <w:rPr>
-                <w:rFonts w:hint="eastAsia"/>
-                <w:b/>
-                <w:sz w:val="22"/>
-              </w:rPr>
-              <w:t>12</w:t>
-            </w:r>
-            <w:r>
-              <w:rPr>
-                <w:b/>
-                <w:sz w:val="22"/>
-              </w:rPr>
-              <w:t>.</w:t>
-            </w:r>
-            <w:r>
-              <w:rPr>
-                <w:rFonts w:hint="eastAsia"/>
-                <w:b/>
-                <w:sz w:val="22"/>
-              </w:rPr>
-              <w:t>23</w:t>
-            </w:r>
-            <w:r>
-              <w:rPr>
-                <w:b/>
-                <w:sz w:val="22"/>
-              </w:rPr>
-              <w:t>~202</w:t>
-            </w:r>
-            <w:r>
-              <w:rPr>
-                <w:rFonts w:hint="eastAsia"/>
-                <w:b/>
-                <w:sz w:val="22"/>
-              </w:rPr>
-              <w:t>4</w:t>
-            </w:r>
-            <w:r>
-              <w:rPr>
-                <w:b/>
-                <w:sz w:val="22"/>
-              </w:rPr>
-              <w:t>.</w:t>
-            </w:r>
-            <w:r>
-              <w:rPr>
-                <w:rFonts w:hint="eastAsia"/>
-                <w:b/>
-                <w:sz w:val="22"/>
-              </w:rPr>
-              <w:t>12.29</w:t>
+                <w:b/>
+              </w:rPr>
+            </w:pPr>
+            <w:r>
+              <w:rPr>
+                <w:rFonts w:hint="eastAsia"/>
+                <w:b/>
+                <w:sz w:val="22"/>
+              </w:rPr>
+              <w:t>2024.01.06~2025.01.12</w:t>
             </w:r>
           </w:p>
         </w:tc>
@@ -452,12 +347,7 @@
           </w:p>
           <w:p>
             <w:pPr>
-              <w:pStyle w:val="a4"/>
-              <w:numPr>
-                <w:ilvl w:val="0"/>
-                <w:numId w:val="2"/>
-              </w:numPr>
-              <w:ind w:leftChars="0"/>
+              <w:ind w:left="400"/>
               <w:jc w:val="left"/>
               <w:rPr>
                 <w:b/>
@@ -465,31 +355,9 @@
             </w:pPr>
             <w:r>
               <w:rPr>
-                <w:rFonts w:hint="eastAsia"/>
-                <w:b/>
-              </w:rPr>
-              <w:t>고광신</w:t>
-            </w:r>
-          </w:p>
-          <w:p>
-            <w:pPr>
-              <w:pStyle w:val="a4"/>
-              <w:numPr>
-                <w:ilvl w:val="0"/>
-                <w:numId w:val="2"/>
-              </w:numPr>
-              <w:ind w:leftChars="0"/>
-              <w:jc w:val="left"/>
-              <w:rPr>
-                <w:b/>
-              </w:rPr>
-            </w:pPr>
-            <w:r>
-              <w:rPr>
-                <w:rFonts w:hint="eastAsia"/>
-                <w:b/>
-              </w:rPr>
-              <w:t>조환희</w:t>
+                <w:b/>
+              </w:rPr>
+              <w:t>기초 맵을 구성하고 지형 크기를 400m로 확장하였다. 지형에 높낮이를 주고 돌 모델링을 병행했다.</w:t>
             </w:r>
           </w:p>
         </w:tc>
@@ -544,47 +412,66 @@
     <w:p>
       <w:pPr>
         <w:pStyle w:val="a4"/>
-        <w:numPr>
-          <w:ilvl w:val="1"/>
-          <w:numId w:val="1"/>
-        </w:numPr>
-        <w:ind w:leftChars="0"/>
         <w:rPr>
           <w:sz w:val="22"/>
         </w:rPr>
       </w:pPr>
       <w:r>
         <w:rPr>
-          <w:rFonts w:hint="eastAsia"/>
-          <w:b/>
-          <w:sz w:val="28"/>
-          <w:szCs w:val="28"/>
+          <w:sz w:val="22"/>
         </w:rPr>
-        <w:t>고광신</w:t>
+        <w:t>2주차에 제작한 지형 요소들을 바탕으로 간단한 맵의 구조를 잡기 시작했으며,</w:t>
       </w:r>
-    </w:p>
-    <w:p>
-      <w:pPr>
-        <w:pStyle w:val="a4"/>
-        <w:numPr>
-          <w:ilvl w:val="1"/>
-          <w:numId w:val="1"/>
-        </w:numPr>
-        <w:ind w:leftChars="0"/>
+      <w:r>
         <w:rPr>
           <w:rFonts w:hint="eastAsia"/>
           <w:sz w:val="22"/>
         </w:rPr>
-      </w:pPr>
+        <w:t xml:space="preserve"> </w:t>
+      </w:r>
+      <w:r>
+        <w:rPr>
+          <w:sz w:val="22"/>
+        </w:rPr>
+        <w:t>초기 목표였던 300m 지름보다 더 넓은 400m 규모로 확장</w:t>
+      </w:r>
       <w:r>
         <w:rPr>
           <w:rFonts w:hint="eastAsia"/>
-          <w:b/>
-          <w:sz w:val="28"/>
-          <w:szCs w:val="28"/>
+          <w:sz w:val="22"/>
         </w:rPr>
-        <w:t>조환희</w:t>
+        <w:t>.</w:t>
       </w:r>
+    </w:p>
+    <w:p>
+      <w:pPr>
+        <w:pStyle w:val="a4"/>
+        <w:rPr>
+          <w:sz w:val="22"/>
+        </w:rPr>
+      </w:pPr>
+      <w:r>
+        <w:rPr>
+          <w:sz w:val="22"/>
+        </w:rPr>
+        <w:t>맵에는 언리얼 기준 Z축을 이용해 높낮이를 부여하여 보다 입체적인 전투 환경을 구성하였다. 동시에 환경에 배치할 돌 모델링과 텍스처링 작업</w:t>
+      </w:r>
+      <w:r>
+        <w:rPr>
+          <w:rFonts w:hint="eastAsia"/>
+          <w:sz w:val="22"/>
+        </w:rPr>
+        <w:t>을 진행.</w:t>
+      </w:r>
+    </w:p>
+    <w:p>
+      <w:pPr>
+        <w:pStyle w:val="a4"/>
+        <w:ind w:leftChars="0" w:left="1200"/>
+        <w:rPr>
+          <w:sz w:val="22"/>
+        </w:rPr>
+      </w:pPr>
       <w:r>
         <w:rPr>
           <w:sz w:val="22"/>
@@ -658,6 +545,12 @@
             <w:pPr>
               <w:jc w:val="left"/>
             </w:pPr>
+            <w:r>
+              <w:rPr>
+                <w:rFonts w:hint="eastAsia"/>
+              </w:rPr>
+              <w:t xml:space="preserve">초기 기획에 맵 크기를 지름 300M로 설정하였는데 테스트를 해보니 너무 작다고 느낌 </w:t>
+            </w:r>
           </w:p>
         </w:tc>
         <w:tc>
@@ -692,6 +585,12 @@
             <w:pPr>
               <w:jc w:val="left"/>
             </w:pPr>
+            <w:r>
+              <w:rPr>
+                <w:rFonts w:hint="eastAsia"/>
+              </w:rPr>
+              <w:t>400M로 늘려서 해결을 완료함</w:t>
+            </w:r>
           </w:p>
         </w:tc>
       </w:tr>
@@ -735,6 +634,14 @@
                 <w:sz w:val="22"/>
               </w:rPr>
             </w:pPr>
+            <w:r>
+              <w:rPr>
+                <w:rFonts w:hint="eastAsia"/>
+                <w:b/>
+                <w:sz w:val="22"/>
+              </w:rPr>
+              <w:t>4</w:t>
+            </w:r>
           </w:p>
         </w:tc>
         <w:tc>
@@ -771,99 +678,35 @@
             </w:pPr>
             <w:r>
               <w:rPr>
-                <w:b/>
-                <w:sz w:val="22"/>
-              </w:rPr>
-              <w:t>202</w:t>
-            </w:r>
-            <w:r>
-              <w:rPr>
-                <w:rFonts w:hint="eastAsia"/>
-                <w:b/>
-                <w:sz w:val="22"/>
-              </w:rPr>
-              <w:t>4</w:t>
-            </w:r>
-            <w:r>
-              <w:rPr>
-                <w:b/>
-                <w:sz w:val="22"/>
-              </w:rPr>
-              <w:t>.</w:t>
-            </w:r>
-            <w:r>
-              <w:rPr>
-                <w:b/>
-                <w:sz w:val="22"/>
-              </w:rPr>
-              <w:t>1</w:t>
-            </w:r>
-            <w:r>
-              <w:rPr>
-                <w:rFonts w:hint="eastAsia"/>
-                <w:b/>
-                <w:sz w:val="22"/>
-              </w:rPr>
-              <w:t>2</w:t>
-            </w:r>
-            <w:r>
-              <w:rPr>
-                <w:b/>
-                <w:sz w:val="22"/>
-              </w:rPr>
-              <w:t>.</w:t>
-            </w:r>
-            <w:r>
-              <w:rPr>
-                <w:rFonts w:hint="eastAsia"/>
-                <w:b/>
-                <w:sz w:val="22"/>
-              </w:rPr>
-              <w:t>30</w:t>
-            </w:r>
-            <w:r>
-              <w:rPr>
-                <w:b/>
-                <w:sz w:val="22"/>
-              </w:rPr>
-              <w:t>~202</w:t>
-            </w:r>
-            <w:r>
-              <w:rPr>
-                <w:rFonts w:hint="eastAsia"/>
-                <w:b/>
-                <w:sz w:val="22"/>
-              </w:rPr>
-              <w:t>5</w:t>
-            </w:r>
-            <w:r>
-              <w:rPr>
-                <w:b/>
-                <w:sz w:val="22"/>
-              </w:rPr>
-              <w:t>.0</w:t>
-            </w:r>
-            <w:r>
-              <w:rPr>
-                <w:b/>
-                <w:sz w:val="22"/>
-              </w:rPr>
-              <w:t>1</w:t>
-            </w:r>
-            <w:r>
-              <w:rPr>
-                <w:b/>
-                <w:sz w:val="22"/>
-              </w:rPr>
-              <w:t>.</w:t>
-            </w:r>
-            <w:r>
-              <w:rPr>
-                <w:rFonts w:hint="eastAsia"/>
-                <w:b/>
-                <w:sz w:val="22"/>
-              </w:rPr>
-              <w:t>05</w:t>
+                <w:rFonts w:hint="eastAsia"/>
+                <w:b/>
+                <w:sz w:val="22"/>
+              </w:rPr>
+              <w:t>2024.01.</w:t>
+            </w:r>
+            <w:r>
+              <w:rPr>
+                <w:rFonts w:hint="eastAsia"/>
+                <w:b/>
+                <w:sz w:val="22"/>
+              </w:rPr>
+              <w:t>13</w:t>
+            </w:r>
+            <w:r>
+              <w:rPr>
+                <w:rFonts w:hint="eastAsia"/>
+                <w:b/>
+                <w:sz w:val="22"/>
+              </w:rPr>
+              <w:t>~2025.01.1</w:t>
+            </w:r>
+            <w:r>
+              <w:rPr>
+                <w:rFonts w:hint="eastAsia"/>
+                <w:b/>
+                <w:sz w:val="22"/>
+              </w:rPr>
+              <w:t>9</w:t>
             </w:r>
           </w:p>
         </w:tc>
@@ -917,39 +760,8 @@
             <w:r>
               <w:t xml:space="preserve"> </w:t>
             </w:r>
-          </w:p>
-          <w:p>
-            <w:r>
-              <w:rPr>
-                <w:rFonts w:hint="eastAsia"/>
-              </w:rPr>
-              <w:t>고광신</w:t>
-            </w:r>
-            <w:r>
-              <w:rPr>
-                <w:rFonts w:hint="eastAsia"/>
-              </w:rPr>
-              <w:t>:</w:t>
-            </w:r>
-            <w:r>
-              <w:t xml:space="preserve"> </w:t>
-            </w:r>
-          </w:p>
-          <w:p>
-            <w:r>
-              <w:rPr>
-                <w:rFonts w:hint="eastAsia"/>
-              </w:rPr>
-              <w:t>조환희</w:t>
-            </w:r>
-            <w:r>
-              <w:rPr>
-                <w:rFonts w:hint="eastAsia"/>
-              </w:rPr>
-              <w:t>:</w:t>
-            </w:r>
-            <w:r>
-              <w:t xml:space="preserve"> </w:t>
+            <w:r>
+              <w:t>나무 모델링</w:t>
             </w:r>
           </w:p>
         </w:tc>
@@ -1827,6 +1639,19 @@
     <w:uiPriority w:val="99"/>
     <w:rsid w:val="00FD79E3"/>
   </w:style>
+  <w:style w:type="paragraph" w:styleId="a7">
+    <w:name w:val="Normal (Web)"/>
+    <w:basedOn w:val="a"/>
+    <w:uiPriority w:val="99"/>
+    <w:semiHidden/>
+    <w:unhideWhenUsed/>
+    <w:rsid w:val="00B064AC"/>
+    <w:rPr>
+      <w:rFonts w:ascii="Times New Roman" w:hAnsi="Times New Roman" w:cs="Times New Roman"/>
+      <w:sz w:val="24"/>
+      <w:szCs w:val="24"/>
+    </w:rPr>
+  </w:style>
 </w:styles>
 </file>
 
